--- a/downloads/editable-docx/LS-TMP-006_Design_Review_Form.docx
+++ b/downloads/editable-docx/LS-TMP-006_Design_Review_Form.docx
@@ -4,23 +4,22 @@
   <w:body>
     <w:p>
       <w:pPr>
-        <w:spacing w:before="0" w:after="0" w:line="240" w:lineRule="auto"/>
+        <w:spacing w:after="80"/>
       </w:pPr>
       <w:r>
         <w:rPr>
           <w:b/>
-          <w:color w:val="0B1F3A"/>
-          <w:sz w:val="28"/>
+          <w:sz w:val="36"/>
         </w:rPr>
         <w:t>Design Review Form</w:t>
       </w:r>
+    </w:p>
+    <w:p>
       <w:r>
         <w:rPr>
-          <w:color w:val="475569"/>
-          <w:sz w:val="14"/>
+          <w:sz w:val="20"/>
         </w:rPr>
-        <w:br/>
-        <w:t>LS-TMP-006 | LockwoodSTEM.org</w:t>
+        <w:t>Use this form to summarize a design, collect feedback, and record the next revision decision.</w:t>
       </w:r>
     </w:p>
     <w:tbl>
@@ -30,93 +29,164 @@
         <w:tblLook w:firstColumn="1" w:firstRow="1" w:lastColumn="0" w:lastRow="0" w:noHBand="0" w:noVBand="1" w:val="04A0"/>
       </w:tblPr>
       <w:tblGrid>
-        <w:gridCol w:w="3648"/>
-        <w:gridCol w:w="3648"/>
-        <w:gridCol w:w="3648"/>
+        <w:gridCol w:w="2628"/>
+        <w:gridCol w:w="2628"/>
+        <w:gridCol w:w="2628"/>
+        <w:gridCol w:w="2628"/>
       </w:tblGrid>
       <w:tr>
         <w:tc>
           <w:tcPr>
-            <w:tcW w:type="dxa" w:w="3648"/>
+            <w:tcW w:type="dxa" w:w="2628"/>
+            <w:shd w:fill="F8FAFC"/>
             <w:tcBorders>
-              <w:top w:val="single" w:sz="0" w:space="0" w:color="FFFFFF"/>
-              <w:left w:val="single" w:sz="0" w:space="0" w:color="FFFFFF"/>
-              <w:bottom w:val="single" w:sz="0" w:space="0" w:color="FFFFFF"/>
-              <w:right w:val="single" w:sz="0" w:space="0" w:color="FFFFFF"/>
+              <w:top w:val="single" w:sz="8" w:space="0" w:color="BFC9D6"/>
+              <w:left w:val="single" w:sz="8" w:space="0" w:color="BFC9D6"/>
+              <w:bottom w:val="single" w:sz="8" w:space="0" w:color="BFC9D6"/>
+              <w:right w:val="single" w:sz="8" w:space="0" w:color="BFC9D6"/>
+              <w:insideH w:val="single" w:sz="8" w:space="0" w:color="BFC9D6"/>
+              <w:insideV w:val="single" w:sz="8" w:space="0" w:color="BFC9D6"/>
             </w:tcBorders>
           </w:tcPr>
           <w:p>
-            <w:pPr>
-              <w:spacing w:before="0" w:after="0" w:line="240" w:lineRule="auto"/>
-            </w:pPr>
             <w:r>
-              <w:rPr>
-                <w:b/>
-                <w:sz w:val="14"/>
-              </w:rPr>
-              <w:t>Name: __________________________</w:t>
+              <w:t>Name:</w:t>
             </w:r>
           </w:p>
         </w:tc>
         <w:tc>
           <w:tcPr>
-            <w:tcW w:type="dxa" w:w="3648"/>
+            <w:tcW w:type="dxa" w:w="2628"/>
+            <w:shd w:fill="F8FAFC"/>
             <w:tcBorders>
-              <w:top w:val="single" w:sz="0" w:space="0" w:color="FFFFFF"/>
-              <w:left w:val="single" w:sz="0" w:space="0" w:color="FFFFFF"/>
-              <w:bottom w:val="single" w:sz="0" w:space="0" w:color="FFFFFF"/>
-              <w:right w:val="single" w:sz="0" w:space="0" w:color="FFFFFF"/>
+              <w:top w:val="single" w:sz="8" w:space="0" w:color="BFC9D6"/>
+              <w:left w:val="single" w:sz="8" w:space="0" w:color="BFC9D6"/>
+              <w:bottom w:val="single" w:sz="8" w:space="0" w:color="BFC9D6"/>
+              <w:right w:val="single" w:sz="8" w:space="0" w:color="BFC9D6"/>
+              <w:insideH w:val="single" w:sz="8" w:space="0" w:color="BFC9D6"/>
+              <w:insideV w:val="single" w:sz="8" w:space="0" w:color="BFC9D6"/>
             </w:tcBorders>
           </w:tcPr>
           <w:p>
-            <w:pPr>
-              <w:spacing w:before="0" w:after="0" w:line="240" w:lineRule="auto"/>
-            </w:pPr>
             <w:r>
-              <w:rPr>
-                <w:b/>
-                <w:sz w:val="14"/>
-              </w:rPr>
-              <w:t>Date: __________</w:t>
+              <w:t>Date:</w:t>
             </w:r>
           </w:p>
         </w:tc>
         <w:tc>
           <w:tcPr>
-            <w:tcW w:type="dxa" w:w="3648"/>
+            <w:tcW w:type="dxa" w:w="2628"/>
+            <w:shd w:fill="F8FAFC"/>
             <w:tcBorders>
-              <w:top w:val="single" w:sz="0" w:space="0" w:color="FFFFFF"/>
-              <w:left w:val="single" w:sz="0" w:space="0" w:color="FFFFFF"/>
-              <w:bottom w:val="single" w:sz="0" w:space="0" w:color="FFFFFF"/>
-              <w:right w:val="single" w:sz="0" w:space="0" w:color="FFFFFF"/>
+              <w:top w:val="single" w:sz="8" w:space="0" w:color="BFC9D6"/>
+              <w:left w:val="single" w:sz="8" w:space="0" w:color="BFC9D6"/>
+              <w:bottom w:val="single" w:sz="8" w:space="0" w:color="BFC9D6"/>
+              <w:right w:val="single" w:sz="8" w:space="0" w:color="BFC9D6"/>
+              <w:insideH w:val="single" w:sz="8" w:space="0" w:color="BFC9D6"/>
+              <w:insideV w:val="single" w:sz="8" w:space="0" w:color="BFC9D6"/>
             </w:tcBorders>
           </w:tcPr>
           <w:p>
-            <w:pPr>
-              <w:spacing w:before="0" w:after="0" w:line="240" w:lineRule="auto"/>
-            </w:pPr>
             <w:r>
-              <w:rPr>
-                <w:b/>
-                <w:sz w:val="14"/>
-              </w:rPr>
-              <w:t>Course: ____________________</w:t>
+              <w:t>Course:</w:t>
+            </w:r>
+          </w:p>
+        </w:tc>
+        <w:tc>
+          <w:tcPr>
+            <w:tcW w:type="dxa" w:w="2628"/>
+            <w:shd w:fill="F8FAFC"/>
+            <w:tcBorders>
+              <w:top w:val="single" w:sz="8" w:space="0" w:color="BFC9D6"/>
+              <w:left w:val="single" w:sz="8" w:space="0" w:color="BFC9D6"/>
+              <w:bottom w:val="single" w:sz="8" w:space="0" w:color="BFC9D6"/>
+              <w:right w:val="single" w:sz="8" w:space="0" w:color="BFC9D6"/>
+              <w:insideH w:val="single" w:sz="8" w:space="0" w:color="BFC9D6"/>
+              <w:insideV w:val="single" w:sz="8" w:space="0" w:color="BFC9D6"/>
+            </w:tcBorders>
+          </w:tcPr>
+          <w:p>
+            <w:r>
+              <w:t>Project:</w:t>
             </w:r>
           </w:p>
         </w:tc>
       </w:tr>
+      <w:tr>
+        <w:tc>
+          <w:tcPr>
+            <w:tcW w:type="dxa" w:w="2628"/>
+            <w:tcBorders>
+              <w:top w:val="single" w:sz="8" w:space="0" w:color="BFC9D6"/>
+              <w:left w:val="single" w:sz="8" w:space="0" w:color="BFC9D6"/>
+              <w:bottom w:val="single" w:sz="8" w:space="0" w:color="BFC9D6"/>
+              <w:right w:val="single" w:sz="8" w:space="0" w:color="BFC9D6"/>
+              <w:insideH w:val="single" w:sz="8" w:space="0" w:color="BFC9D6"/>
+              <w:insideV w:val="single" w:sz="8" w:space="0" w:color="BFC9D6"/>
+            </w:tcBorders>
+          </w:tcPr>
+          <w:p>
+            <w:r/>
+          </w:p>
+        </w:tc>
+        <w:tc>
+          <w:tcPr>
+            <w:tcW w:type="dxa" w:w="2628"/>
+            <w:tcBorders>
+              <w:top w:val="single" w:sz="8" w:space="0" w:color="BFC9D6"/>
+              <w:left w:val="single" w:sz="8" w:space="0" w:color="BFC9D6"/>
+              <w:bottom w:val="single" w:sz="8" w:space="0" w:color="BFC9D6"/>
+              <w:right w:val="single" w:sz="8" w:space="0" w:color="BFC9D6"/>
+              <w:insideH w:val="single" w:sz="8" w:space="0" w:color="BFC9D6"/>
+              <w:insideV w:val="single" w:sz="8" w:space="0" w:color="BFC9D6"/>
+            </w:tcBorders>
+          </w:tcPr>
+          <w:p>
+            <w:r/>
+          </w:p>
+        </w:tc>
+        <w:tc>
+          <w:tcPr>
+            <w:tcW w:type="dxa" w:w="2628"/>
+            <w:tcBorders>
+              <w:top w:val="single" w:sz="8" w:space="0" w:color="BFC9D6"/>
+              <w:left w:val="single" w:sz="8" w:space="0" w:color="BFC9D6"/>
+              <w:bottom w:val="single" w:sz="8" w:space="0" w:color="BFC9D6"/>
+              <w:right w:val="single" w:sz="8" w:space="0" w:color="BFC9D6"/>
+              <w:insideH w:val="single" w:sz="8" w:space="0" w:color="BFC9D6"/>
+              <w:insideV w:val="single" w:sz="8" w:space="0" w:color="BFC9D6"/>
+            </w:tcBorders>
+          </w:tcPr>
+          <w:p>
+            <w:r/>
+          </w:p>
+        </w:tc>
+        <w:tc>
+          <w:tcPr>
+            <w:tcW w:type="dxa" w:w="2628"/>
+            <w:tcBorders>
+              <w:top w:val="single" w:sz="8" w:space="0" w:color="BFC9D6"/>
+              <w:left w:val="single" w:sz="8" w:space="0" w:color="BFC9D6"/>
+              <w:bottom w:val="single" w:sz="8" w:space="0" w:color="BFC9D6"/>
+              <w:right w:val="single" w:sz="8" w:space="0" w:color="BFC9D6"/>
+              <w:insideH w:val="single" w:sz="8" w:space="0" w:color="BFC9D6"/>
+              <w:insideV w:val="single" w:sz="8" w:space="0" w:color="BFC9D6"/>
+            </w:tcBorders>
+          </w:tcPr>
+          <w:p>
+            <w:r/>
+          </w:p>
+        </w:tc>
+      </w:tr>
     </w:tbl>
+    <w:p/>
     <w:p>
-      <w:pPr>
-        <w:spacing w:before="0" w:after="20" w:line="240" w:lineRule="auto"/>
-      </w:pPr>
       <w:r>
         <w:rPr>
           <w:b/>
-          <w:color w:val="0B1F3A"/>
-          <w:sz w:val="16"/>
+          <w:sz w:val="20"/>
         </w:rPr>
-        <w:t>Design Summary</w:t>
+        <w:t>Design summary / problem being solved</w:t>
       </w:r>
     </w:p>
     <w:tbl>
@@ -126,80 +196,39 @@
         <w:tblLook w:firstColumn="1" w:firstRow="1" w:lastColumn="0" w:lastRow="0" w:noHBand="0" w:noVBand="1" w:val="04A0"/>
       </w:tblPr>
       <w:tblGrid>
-        <w:gridCol w:w="10944"/>
+        <w:gridCol w:w="10512"/>
       </w:tblGrid>
       <w:tr>
-        <w:trPr>
-          <w:trHeight w:val="389"/>
-        </w:trPr>
         <w:tc>
           <w:tcPr>
-            <w:tcW w:type="dxa" w:w="10944"/>
+            <w:tcW w:type="dxa" w:w="10512"/>
             <w:vAlign w:val="top"/>
             <w:tcBorders>
-              <w:top w:val="single" w:sz="4" w:space="0" w:color="CBD5E1"/>
-              <w:left w:val="single" w:sz="4" w:space="0" w:color="CBD5E1"/>
-              <w:bottom w:val="single" w:sz="4" w:space="0" w:color="CBD5E1"/>
-              <w:right w:val="single" w:sz="4" w:space="0" w:color="CBD5E1"/>
+              <w:top w:val="single" w:sz="8" w:space="0" w:color="BFC9D6"/>
+              <w:left w:val="single" w:sz="8" w:space="0" w:color="BFC9D6"/>
+              <w:bottom w:val="single" w:sz="8" w:space="0" w:color="BFC9D6"/>
+              <w:right w:val="single" w:sz="8" w:space="0" w:color="BFC9D6"/>
+              <w:insideH w:val="single" w:sz="8" w:space="0" w:color="BFC9D6"/>
+              <w:insideV w:val="single" w:sz="8" w:space="0" w:color="BFC9D6"/>
             </w:tcBorders>
           </w:tcPr>
           <w:p>
-            <w:r/>
-          </w:p>
-        </w:tc>
-      </w:tr>
-      <w:tr>
-        <w:trPr>
-          <w:trHeight w:val="389"/>
-        </w:trPr>
-        <w:tc>
-          <w:tcPr>
-            <w:tcW w:type="dxa" w:w="10944"/>
-            <w:vAlign w:val="top"/>
-            <w:tcBorders>
-              <w:top w:val="single" w:sz="4" w:space="0" w:color="CBD5E1"/>
-              <w:left w:val="single" w:sz="4" w:space="0" w:color="CBD5E1"/>
-              <w:bottom w:val="single" w:sz="4" w:space="0" w:color="CBD5E1"/>
-              <w:right w:val="single" w:sz="4" w:space="0" w:color="CBD5E1"/>
-            </w:tcBorders>
-          </w:tcPr>
-          <w:p>
-            <w:r/>
-          </w:p>
-        </w:tc>
-      </w:tr>
-      <w:tr>
-        <w:trPr>
-          <w:trHeight w:val="389"/>
-        </w:trPr>
-        <w:tc>
-          <w:tcPr>
-            <w:tcW w:type="dxa" w:w="10944"/>
-            <w:vAlign w:val="top"/>
-            <w:tcBorders>
-              <w:top w:val="single" w:sz="4" w:space="0" w:color="CBD5E1"/>
-              <w:left w:val="single" w:sz="4" w:space="0" w:color="CBD5E1"/>
-              <w:bottom w:val="single" w:sz="4" w:space="0" w:color="CBD5E1"/>
-              <w:right w:val="single" w:sz="4" w:space="0" w:color="CBD5E1"/>
-            </w:tcBorders>
-          </w:tcPr>
-          <w:p>
-            <w:r/>
+            <w:r>
+              <w:br/>
+              <w:br/>
+              <w:br/>
+            </w:r>
           </w:p>
         </w:tc>
       </w:tr>
     </w:tbl>
     <w:p>
-      <w:pPr>
-        <w:spacing w:before="0" w:after="20" w:line="240" w:lineRule="auto"/>
-      </w:pPr>
       <w:r>
         <w:rPr>
           <w:b/>
-          <w:color w:val="0B1F3A"/>
-          <w:sz w:val="16"/>
+          <w:sz w:val="20"/>
         </w:rPr>
-        <w:t>Strengths Observed</w:t>
+        <w:t>Strengths observed during review</w:t>
       </w:r>
     </w:p>
     <w:tbl>
@@ -209,80 +238,39 @@
         <w:tblLook w:firstColumn="1" w:firstRow="1" w:lastColumn="0" w:lastRow="0" w:noHBand="0" w:noVBand="1" w:val="04A0"/>
       </w:tblPr>
       <w:tblGrid>
-        <w:gridCol w:w="10944"/>
+        <w:gridCol w:w="10512"/>
       </w:tblGrid>
       <w:tr>
-        <w:trPr>
-          <w:trHeight w:val="389"/>
-        </w:trPr>
         <w:tc>
           <w:tcPr>
-            <w:tcW w:type="dxa" w:w="10944"/>
+            <w:tcW w:type="dxa" w:w="10512"/>
             <w:vAlign w:val="top"/>
             <w:tcBorders>
-              <w:top w:val="single" w:sz="4" w:space="0" w:color="CBD5E1"/>
-              <w:left w:val="single" w:sz="4" w:space="0" w:color="CBD5E1"/>
-              <w:bottom w:val="single" w:sz="4" w:space="0" w:color="CBD5E1"/>
-              <w:right w:val="single" w:sz="4" w:space="0" w:color="CBD5E1"/>
+              <w:top w:val="single" w:sz="8" w:space="0" w:color="BFC9D6"/>
+              <w:left w:val="single" w:sz="8" w:space="0" w:color="BFC9D6"/>
+              <w:bottom w:val="single" w:sz="8" w:space="0" w:color="BFC9D6"/>
+              <w:right w:val="single" w:sz="8" w:space="0" w:color="BFC9D6"/>
+              <w:insideH w:val="single" w:sz="8" w:space="0" w:color="BFC9D6"/>
+              <w:insideV w:val="single" w:sz="8" w:space="0" w:color="BFC9D6"/>
             </w:tcBorders>
           </w:tcPr>
           <w:p>
-            <w:r/>
-          </w:p>
-        </w:tc>
-      </w:tr>
-      <w:tr>
-        <w:trPr>
-          <w:trHeight w:val="389"/>
-        </w:trPr>
-        <w:tc>
-          <w:tcPr>
-            <w:tcW w:type="dxa" w:w="10944"/>
-            <w:vAlign w:val="top"/>
-            <w:tcBorders>
-              <w:top w:val="single" w:sz="4" w:space="0" w:color="CBD5E1"/>
-              <w:left w:val="single" w:sz="4" w:space="0" w:color="CBD5E1"/>
-              <w:bottom w:val="single" w:sz="4" w:space="0" w:color="CBD5E1"/>
-              <w:right w:val="single" w:sz="4" w:space="0" w:color="CBD5E1"/>
-            </w:tcBorders>
-          </w:tcPr>
-          <w:p>
-            <w:r/>
-          </w:p>
-        </w:tc>
-      </w:tr>
-      <w:tr>
-        <w:trPr>
-          <w:trHeight w:val="389"/>
-        </w:trPr>
-        <w:tc>
-          <w:tcPr>
-            <w:tcW w:type="dxa" w:w="10944"/>
-            <w:vAlign w:val="top"/>
-            <w:tcBorders>
-              <w:top w:val="single" w:sz="4" w:space="0" w:color="CBD5E1"/>
-              <w:left w:val="single" w:sz="4" w:space="0" w:color="CBD5E1"/>
-              <w:bottom w:val="single" w:sz="4" w:space="0" w:color="CBD5E1"/>
-              <w:right w:val="single" w:sz="4" w:space="0" w:color="CBD5E1"/>
-            </w:tcBorders>
-          </w:tcPr>
-          <w:p>
-            <w:r/>
+            <w:r>
+              <w:br/>
+              <w:br/>
+              <w:br/>
+            </w:r>
           </w:p>
         </w:tc>
       </w:tr>
     </w:tbl>
     <w:p>
-      <w:pPr>
-        <w:spacing w:before="0" w:after="20" w:line="240" w:lineRule="auto"/>
-      </w:pPr>
       <w:r>
         <w:rPr>
           <w:b/>
-          <w:color w:val="0B1F3A"/>
-          <w:sz w:val="16"/>
+          <w:sz w:val="20"/>
         </w:rPr>
-        <w:t>Concerns / Risks</w:t>
+        <w:t>Concerns, risks, or unclear decisions</w:t>
       </w:r>
     </w:p>
     <w:tbl>
@@ -292,80 +280,39 @@
         <w:tblLook w:firstColumn="1" w:firstRow="1" w:lastColumn="0" w:lastRow="0" w:noHBand="0" w:noVBand="1" w:val="04A0"/>
       </w:tblPr>
       <w:tblGrid>
-        <w:gridCol w:w="10944"/>
+        <w:gridCol w:w="10512"/>
       </w:tblGrid>
       <w:tr>
-        <w:trPr>
-          <w:trHeight w:val="389"/>
-        </w:trPr>
         <w:tc>
           <w:tcPr>
-            <w:tcW w:type="dxa" w:w="10944"/>
+            <w:tcW w:type="dxa" w:w="10512"/>
             <w:vAlign w:val="top"/>
             <w:tcBorders>
-              <w:top w:val="single" w:sz="4" w:space="0" w:color="CBD5E1"/>
-              <w:left w:val="single" w:sz="4" w:space="0" w:color="CBD5E1"/>
-              <w:bottom w:val="single" w:sz="4" w:space="0" w:color="CBD5E1"/>
-              <w:right w:val="single" w:sz="4" w:space="0" w:color="CBD5E1"/>
+              <w:top w:val="single" w:sz="8" w:space="0" w:color="BFC9D6"/>
+              <w:left w:val="single" w:sz="8" w:space="0" w:color="BFC9D6"/>
+              <w:bottom w:val="single" w:sz="8" w:space="0" w:color="BFC9D6"/>
+              <w:right w:val="single" w:sz="8" w:space="0" w:color="BFC9D6"/>
+              <w:insideH w:val="single" w:sz="8" w:space="0" w:color="BFC9D6"/>
+              <w:insideV w:val="single" w:sz="8" w:space="0" w:color="BFC9D6"/>
             </w:tcBorders>
           </w:tcPr>
           <w:p>
-            <w:r/>
-          </w:p>
-        </w:tc>
-      </w:tr>
-      <w:tr>
-        <w:trPr>
-          <w:trHeight w:val="389"/>
-        </w:trPr>
-        <w:tc>
-          <w:tcPr>
-            <w:tcW w:type="dxa" w:w="10944"/>
-            <w:vAlign w:val="top"/>
-            <w:tcBorders>
-              <w:top w:val="single" w:sz="4" w:space="0" w:color="CBD5E1"/>
-              <w:left w:val="single" w:sz="4" w:space="0" w:color="CBD5E1"/>
-              <w:bottom w:val="single" w:sz="4" w:space="0" w:color="CBD5E1"/>
-              <w:right w:val="single" w:sz="4" w:space="0" w:color="CBD5E1"/>
-            </w:tcBorders>
-          </w:tcPr>
-          <w:p>
-            <w:r/>
-          </w:p>
-        </w:tc>
-      </w:tr>
-      <w:tr>
-        <w:trPr>
-          <w:trHeight w:val="389"/>
-        </w:trPr>
-        <w:tc>
-          <w:tcPr>
-            <w:tcW w:type="dxa" w:w="10944"/>
-            <w:vAlign w:val="top"/>
-            <w:tcBorders>
-              <w:top w:val="single" w:sz="4" w:space="0" w:color="CBD5E1"/>
-              <w:left w:val="single" w:sz="4" w:space="0" w:color="CBD5E1"/>
-              <w:bottom w:val="single" w:sz="4" w:space="0" w:color="CBD5E1"/>
-              <w:right w:val="single" w:sz="4" w:space="0" w:color="CBD5E1"/>
-            </w:tcBorders>
-          </w:tcPr>
-          <w:p>
-            <w:r/>
+            <w:r>
+              <w:br/>
+              <w:br/>
+              <w:br/>
+            </w:r>
           </w:p>
         </w:tc>
       </w:tr>
     </w:tbl>
     <w:p>
-      <w:pPr>
-        <w:spacing w:before="0" w:after="20" w:line="240" w:lineRule="auto"/>
-      </w:pPr>
       <w:r>
         <w:rPr>
           <w:b/>
-          <w:color w:val="0B1F3A"/>
-          <w:sz w:val="16"/>
+          <w:sz w:val="20"/>
         </w:rPr>
-        <w:t>Questions for the Team</w:t>
+        <w:t>Questions for the design team</w:t>
       </w:r>
     </w:p>
     <w:tbl>
@@ -375,60 +322,39 @@
         <w:tblLook w:firstColumn="1" w:firstRow="1" w:lastColumn="0" w:lastRow="0" w:noHBand="0" w:noVBand="1" w:val="04A0"/>
       </w:tblPr>
       <w:tblGrid>
-        <w:gridCol w:w="10944"/>
+        <w:gridCol w:w="10512"/>
       </w:tblGrid>
       <w:tr>
-        <w:trPr>
-          <w:trHeight w:val="389"/>
-        </w:trPr>
         <w:tc>
           <w:tcPr>
-            <w:tcW w:type="dxa" w:w="10944"/>
+            <w:tcW w:type="dxa" w:w="10512"/>
             <w:vAlign w:val="top"/>
             <w:tcBorders>
-              <w:top w:val="single" w:sz="4" w:space="0" w:color="CBD5E1"/>
-              <w:left w:val="single" w:sz="4" w:space="0" w:color="CBD5E1"/>
-              <w:bottom w:val="single" w:sz="4" w:space="0" w:color="CBD5E1"/>
-              <w:right w:val="single" w:sz="4" w:space="0" w:color="CBD5E1"/>
+              <w:top w:val="single" w:sz="8" w:space="0" w:color="BFC9D6"/>
+              <w:left w:val="single" w:sz="8" w:space="0" w:color="BFC9D6"/>
+              <w:bottom w:val="single" w:sz="8" w:space="0" w:color="BFC9D6"/>
+              <w:right w:val="single" w:sz="8" w:space="0" w:color="BFC9D6"/>
+              <w:insideH w:val="single" w:sz="8" w:space="0" w:color="BFC9D6"/>
+              <w:insideV w:val="single" w:sz="8" w:space="0" w:color="BFC9D6"/>
             </w:tcBorders>
           </w:tcPr>
           <w:p>
-            <w:r/>
-          </w:p>
-        </w:tc>
-      </w:tr>
-      <w:tr>
-        <w:trPr>
-          <w:trHeight w:val="389"/>
-        </w:trPr>
-        <w:tc>
-          <w:tcPr>
-            <w:tcW w:type="dxa" w:w="10944"/>
-            <w:vAlign w:val="top"/>
-            <w:tcBorders>
-              <w:top w:val="single" w:sz="4" w:space="0" w:color="CBD5E1"/>
-              <w:left w:val="single" w:sz="4" w:space="0" w:color="CBD5E1"/>
-              <w:bottom w:val="single" w:sz="4" w:space="0" w:color="CBD5E1"/>
-              <w:right w:val="single" w:sz="4" w:space="0" w:color="CBD5E1"/>
-            </w:tcBorders>
-          </w:tcPr>
-          <w:p>
-            <w:r/>
+            <w:r>
+              <w:br/>
+              <w:br/>
+              <w:br/>
+            </w:r>
           </w:p>
         </w:tc>
       </w:tr>
     </w:tbl>
     <w:p>
-      <w:pPr>
-        <w:spacing w:before="0" w:after="20" w:line="240" w:lineRule="auto"/>
-      </w:pPr>
       <w:r>
         <w:rPr>
           <w:b/>
-          <w:color w:val="0B1F3A"/>
-          <w:sz w:val="16"/>
+          <w:sz w:val="20"/>
         </w:rPr>
-        <w:t>Required Revisions / Next Steps</w:t>
+        <w:t>Required revision / next action</w:t>
       </w:r>
     </w:p>
     <w:tbl>
@@ -438,97 +364,85 @@
         <w:tblLook w:firstColumn="1" w:firstRow="1" w:lastColumn="0" w:lastRow="0" w:noHBand="0" w:noVBand="1" w:val="04A0"/>
       </w:tblPr>
       <w:tblGrid>
-        <w:gridCol w:w="10944"/>
+        <w:gridCol w:w="10512"/>
       </w:tblGrid>
       <w:tr>
-        <w:trPr>
-          <w:trHeight w:val="389"/>
-        </w:trPr>
         <w:tc>
           <w:tcPr>
-            <w:tcW w:type="dxa" w:w="10944"/>
+            <w:tcW w:type="dxa" w:w="10512"/>
             <w:vAlign w:val="top"/>
             <w:tcBorders>
-              <w:top w:val="single" w:sz="4" w:space="0" w:color="CBD5E1"/>
-              <w:left w:val="single" w:sz="4" w:space="0" w:color="CBD5E1"/>
-              <w:bottom w:val="single" w:sz="4" w:space="0" w:color="CBD5E1"/>
-              <w:right w:val="single" w:sz="4" w:space="0" w:color="CBD5E1"/>
+              <w:top w:val="single" w:sz="8" w:space="0" w:color="BFC9D6"/>
+              <w:left w:val="single" w:sz="8" w:space="0" w:color="BFC9D6"/>
+              <w:bottom w:val="single" w:sz="8" w:space="0" w:color="BFC9D6"/>
+              <w:right w:val="single" w:sz="8" w:space="0" w:color="BFC9D6"/>
+              <w:insideH w:val="single" w:sz="8" w:space="0" w:color="BFC9D6"/>
+              <w:insideV w:val="single" w:sz="8" w:space="0" w:color="BFC9D6"/>
             </w:tcBorders>
           </w:tcPr>
           <w:p>
-            <w:r/>
-          </w:p>
-        </w:tc>
-      </w:tr>
-      <w:tr>
-        <w:trPr>
-          <w:trHeight w:val="389"/>
-        </w:trPr>
-        <w:tc>
-          <w:tcPr>
-            <w:tcW w:type="dxa" w:w="10944"/>
-            <w:vAlign w:val="top"/>
-            <w:tcBorders>
-              <w:top w:val="single" w:sz="4" w:space="0" w:color="CBD5E1"/>
-              <w:left w:val="single" w:sz="4" w:space="0" w:color="CBD5E1"/>
-              <w:bottom w:val="single" w:sz="4" w:space="0" w:color="CBD5E1"/>
-              <w:right w:val="single" w:sz="4" w:space="0" w:color="CBD5E1"/>
-            </w:tcBorders>
-          </w:tcPr>
-          <w:p>
-            <w:r/>
-          </w:p>
-        </w:tc>
-      </w:tr>
-      <w:tr>
-        <w:trPr>
-          <w:trHeight w:val="389"/>
-        </w:trPr>
-        <w:tc>
-          <w:tcPr>
-            <w:tcW w:type="dxa" w:w="10944"/>
-            <w:vAlign w:val="top"/>
-            <w:tcBorders>
-              <w:top w:val="single" w:sz="4" w:space="0" w:color="CBD5E1"/>
-              <w:left w:val="single" w:sz="4" w:space="0" w:color="CBD5E1"/>
-              <w:bottom w:val="single" w:sz="4" w:space="0" w:color="CBD5E1"/>
-              <w:right w:val="single" w:sz="4" w:space="0" w:color="CBD5E1"/>
-            </w:tcBorders>
-          </w:tcPr>
-          <w:p>
-            <w:r/>
-          </w:p>
-        </w:tc>
-      </w:tr>
-      <w:tr>
-        <w:trPr>
-          <w:trHeight w:val="389"/>
-        </w:trPr>
-        <w:tc>
-          <w:tcPr>
-            <w:tcW w:type="dxa" w:w="10944"/>
-            <w:vAlign w:val="top"/>
-            <w:tcBorders>
-              <w:top w:val="single" w:sz="4" w:space="0" w:color="CBD5E1"/>
-              <w:left w:val="single" w:sz="4" w:space="0" w:color="CBD5E1"/>
-              <w:bottom w:val="single" w:sz="4" w:space="0" w:color="CBD5E1"/>
-              <w:right w:val="single" w:sz="4" w:space="0" w:color="CBD5E1"/>
-            </w:tcBorders>
-          </w:tcPr>
-          <w:p>
-            <w:r/>
+            <w:r>
+              <w:br/>
+              <w:br/>
+              <w:br/>
+            </w:r>
           </w:p>
         </w:tc>
       </w:tr>
     </w:tbl>
     <w:sectPr>
+      <w:footerReference w:type="default" r:id="rId9"/>
       <w:pgSz w:w="12240" w:h="15840"/>
-      <w:pgMar w:top="504" w:right="648" w:bottom="504" w:left="648" w:header="720" w:footer="720" w:gutter="0"/>
+      <w:pgMar w:top="792" w:right="864" w:bottom="936" w:left="864" w:header="720" w:footer="720" w:gutter="0"/>
       <w:cols w:space="720"/>
       <w:docGrid w:linePitch="360"/>
     </w:sectPr>
   </w:body>
 </w:document>
+</file>
+
+<file path=word/footer1.xml><?xml version="1.0" encoding="utf-8"?>
+<w:ftr xmlns:m="http://schemas.openxmlformats.org/officeDocument/2006/math" xmlns:mc="http://schemas.openxmlformats.org/markup-compatibility/2006" xmlns:mo="http://schemas.microsoft.com/office/mac/office/2008/main" xmlns:mv="urn:schemas-microsoft-com:mac:vml" xmlns:o="urn:schemas-microsoft-com:office:office" xmlns:r="http://schemas.openxmlformats.org/officeDocument/2006/relationships" xmlns:v="urn:schemas-microsoft-com:vml" xmlns:w10="urn:schemas-microsoft-com:office:word" xmlns:w14="http://schemas.microsoft.com/office/word/2010/wordml" xmlns:w="http://schemas.openxmlformats.org/wordprocessingml/2006/main" xmlns:wne="http://schemas.microsoft.com/office/word/2006/wordml" xmlns:wp14="http://schemas.microsoft.com/office/word/2010/wordprocessingDrawing" xmlns:wp="http://schemas.openxmlformats.org/drawingml/2006/wordprocessingDrawing" xmlns:wpc="http://schemas.microsoft.com/office/word/2010/wordprocessingCanvas" xmlns:wpg="http://schemas.microsoft.com/office/word/2010/wordprocessingGroup" xmlns:wpi="http://schemas.microsoft.com/office/word/2010/wordprocessingInk" xmlns:wps="http://schemas.microsoft.com/office/word/2010/wordprocessingShape" mc:Ignorable="w14 wp14">
+  <w:p>
+    <w:pPr>
+      <w:jc w:val="center"/>
+    </w:pPr>
+    <w:r>
+      <w:drawing>
+        <wp:inline xmlns:a="http://schemas.openxmlformats.org/drawingml/2006/main" xmlns:pic="http://schemas.openxmlformats.org/drawingml/2006/picture">
+          <wp:extent cx="1143000" cy="341194"/>
+          <wp:docPr id="1" name="Picture 1"/>
+          <wp:cNvGraphicFramePr>
+            <a:graphicFrameLocks noChangeAspect="1"/>
+          </wp:cNvGraphicFramePr>
+          <a:graphic>
+            <a:graphicData uri="http://schemas.openxmlformats.org/drawingml/2006/picture">
+              <pic:pic>
+                <pic:nvPicPr>
+                  <pic:cNvPr id="0" name="lockwoodstem-concept-a1-black-transparent.png"/>
+                  <pic:cNvPicPr/>
+                </pic:nvPicPr>
+                <pic:blipFill>
+                  <a:blip r:embed="rId1"/>
+                  <a:stretch>
+                    <a:fillRect/>
+                  </a:stretch>
+                </pic:blipFill>
+                <pic:spPr>
+                  <a:xfrm>
+                    <a:off x="0" y="0"/>
+                    <a:ext cx="1143000" cy="341194"/>
+                  </a:xfrm>
+                  <a:prstGeom prst="rect"/>
+                </pic:spPr>
+              </pic:pic>
+            </a:graphicData>
+          </a:graphic>
+        </wp:inline>
+      </w:drawing>
+    </w:r>
+  </w:p>
+</w:ftr>
 </file>
 
 <file path=word/numbering.xml><?xml version="1.0" encoding="utf-8"?>
@@ -894,10 +808,6 @@
     <w:name w:val="Normal"/>
     <w:qFormat/>
     <w:rsid w:val="00FC693F"/>
-    <w:rPr>
-      <w:rFonts w:ascii="Aptos" w:hAnsi="Aptos"/>
-      <w:sz w:val="16"/>
-    </w:rPr>
   </w:style>
   <w:style w:type="paragraph" w:styleId="Header">
     <w:name w:val="header"/>
